--- a/webapp/templates/TOTRINH/02_Mau_To_trinh.docx
+++ b/webapp/templates/TOTRINH/02_Mau_To_trinh.docx
@@ -618,47 +618,7 @@
               </w:rPr>
             </w:pPr>
             <w:r>
-              <w:rPr>
-                <w:rFonts w:ascii="Times New Roman" w:hAnsi="Times New Roman"/>
-                <w:b/>
-                <w:lang w:val="en-GB"/>
-              </w:rPr>
-              <w:t xml:space="preserve">............................... </w:t>
-            </w:r>
-            <w:r>
-              <w:rPr>
-                <w:rFonts w:ascii="Times New Roman" w:hAnsi="Times New Roman"/>
-                <w:b/>
-                <w:sz w:val="24"/>
-                <w:lang w:val="en-GB"/>
-              </w:rPr>
-              <w:t>(</w:t>
-            </w:r>
-            <w:r>
-              <w:rPr>
-                <w:rFonts w:ascii="Times New Roman" w:hAnsi="Times New Roman"/>
-                <w:b/>
-                <w:sz w:val="24"/>
-                <w:lang w:val="en-GB"/>
-              </w:rPr>
-              <w:t>3</w:t>
-            </w:r>
-            <w:r>
-              <w:rPr>
-                <w:rFonts w:ascii="Times New Roman" w:hAnsi="Times New Roman"/>
-                <w:b/>
-                <w:sz w:val="24"/>
-                <w:lang w:val="en-GB"/>
-              </w:rPr>
-              <w:t xml:space="preserve">) </w:t>
-            </w:r>
-            <w:r>
-              <w:rPr>
-                <w:rFonts w:ascii="Times New Roman" w:hAnsi="Times New Roman"/>
-                <w:b/>
-                <w:lang w:val="en-GB"/>
-              </w:rPr>
-              <w:t>.............................</w:t>
+              <w:t>(TITLE)</w:t>
             </w:r>
           </w:p>
           <w:p>
